--- a/L6/Л6 Коржилов.docx
+++ b/L6/Л6 Коржилов.docx
@@ -13,23 +13,13 @@
           <w:szCs w:val="28"/>
         </w:rPr>
       </w:pPr>
-      <w:proofErr w:type="spellStart"/>
-      <w:r>
-        <w:rPr>
-          <w:rFonts w:ascii="Times New Roman" w:hAnsi="Times New Roman" w:cs="Times New Roman"/>
-          <w:sz w:val="28"/>
-          <w:szCs w:val="28"/>
-        </w:rPr>
-        <w:t>Коржилов</w:t>
-      </w:r>
-      <w:proofErr w:type="spellEnd"/>
-      <w:r>
-        <w:rPr>
-          <w:rFonts w:ascii="Times New Roman" w:hAnsi="Times New Roman" w:cs="Times New Roman"/>
-          <w:sz w:val="28"/>
-          <w:szCs w:val="28"/>
-        </w:rPr>
-        <w:t xml:space="preserve"> Максим, ПР23/1</w:t>
+      <w:r>
+        <w:rPr>
+          <w:rFonts w:ascii="Times New Roman" w:hAnsi="Times New Roman" w:cs="Times New Roman"/>
+          <w:sz w:val="28"/>
+          <w:szCs w:val="28"/>
+        </w:rPr>
+        <w:t>Коржилов Максим, ПР23/1</w:t>
       </w:r>
     </w:p>
     <w:p>
@@ -220,6 +210,7 @@
       <w:r>
         <w:rPr>
           <w:rFonts w:ascii="Times New Roman" w:hAnsi="Times New Roman" w:cs="Times New Roman"/>
+          <w:noProof/>
           <w:sz w:val="28"/>
           <w:szCs w:val="28"/>
         </w:rPr>
@@ -344,6 +335,7 @@
       <w:r>
         <w:rPr>
           <w:rFonts w:ascii="Times New Roman" w:hAnsi="Times New Roman" w:cs="Times New Roman"/>
+          <w:noProof/>
           <w:sz w:val="28"/>
           <w:szCs w:val="28"/>
         </w:rPr>
@@ -483,6 +475,7 @@
       <w:r>
         <w:rPr>
           <w:rFonts w:ascii="Times New Roman" w:hAnsi="Times New Roman" w:cs="Times New Roman"/>
+          <w:noProof/>
           <w:sz w:val="28"/>
           <w:szCs w:val="28"/>
         </w:rPr>
@@ -569,6 +562,7 @@
       <w:r>
         <w:rPr>
           <w:rFonts w:ascii="Times New Roman" w:hAnsi="Times New Roman" w:cs="Times New Roman"/>
+          <w:noProof/>
           <w:sz w:val="28"/>
           <w:szCs w:val="28"/>
         </w:rPr>
@@ -714,6 +708,7 @@
       <w:r>
         <w:rPr>
           <w:rFonts w:ascii="Times New Roman" w:hAnsi="Times New Roman" w:cs="Times New Roman"/>
+          <w:noProof/>
           <w:sz w:val="28"/>
           <w:szCs w:val="28"/>
         </w:rPr>
@@ -815,23 +810,67 @@
           <w:sz w:val="28"/>
           <w:szCs w:val="28"/>
         </w:rPr>
-        <w:t>Импорт данных недоступен (рис. 6), так что заполняем данные вручную (рис. 7).</w:t>
-      </w:r>
-    </w:p>
-    <w:p>
-      <w:pPr>
-        <w:spacing w:after="0" w:line="360" w:lineRule="auto"/>
-        <w:ind w:firstLine="709"/>
-        <w:jc w:val="center"/>
-        <w:rPr>
-          <w:rFonts w:ascii="Times New Roman" w:hAnsi="Times New Roman" w:cs="Times New Roman"/>
-          <w:sz w:val="28"/>
-          <w:szCs w:val="28"/>
-        </w:rPr>
-      </w:pPr>
-      <w:r>
-        <w:rPr>
-          <w:rFonts w:ascii="Times New Roman" w:hAnsi="Times New Roman" w:cs="Times New Roman"/>
+        <w:t>Импорт данных недоступен (рис. 6).</w:t>
+      </w:r>
+      <w:r>
+        <w:rPr>
+          <w:rFonts w:ascii="Times New Roman" w:hAnsi="Times New Roman" w:cs="Times New Roman"/>
+          <w:sz w:val="28"/>
+          <w:szCs w:val="28"/>
+        </w:rPr>
+        <w:t xml:space="preserve"> </w:t>
+      </w:r>
+    </w:p>
+    <w:p>
+      <w:pPr>
+        <w:spacing w:after="0" w:line="360" w:lineRule="auto"/>
+        <w:ind w:firstLine="709"/>
+        <w:rPr>
+          <w:rFonts w:ascii="Times New Roman" w:hAnsi="Times New Roman" w:cs="Times New Roman"/>
+          <w:sz w:val="28"/>
+          <w:szCs w:val="28"/>
+        </w:rPr>
+      </w:pPr>
+      <w:r>
+        <w:rPr>
+          <w:rFonts w:ascii="Times New Roman" w:hAnsi="Times New Roman" w:cs="Times New Roman"/>
+          <w:sz w:val="28"/>
+          <w:szCs w:val="28"/>
+        </w:rPr>
+        <w:t>Заполняем данные с помощью копирования (через форму «Изменить первые 200 строк» для каждой из таблиц)</w:t>
+      </w:r>
+      <w:r>
+        <w:rPr>
+          <w:rFonts w:ascii="Times New Roman" w:hAnsi="Times New Roman" w:cs="Times New Roman"/>
+          <w:sz w:val="28"/>
+          <w:szCs w:val="28"/>
+        </w:rPr>
+        <w:t xml:space="preserve"> (рисунки 7.1 – 7.7)</w:t>
+      </w:r>
+      <w:r>
+        <w:rPr>
+          <w:rFonts w:ascii="Times New Roman" w:hAnsi="Times New Roman" w:cs="Times New Roman"/>
+          <w:sz w:val="28"/>
+          <w:szCs w:val="28"/>
+        </w:rPr>
+        <w:t>.</w:t>
+      </w:r>
+    </w:p>
+    <w:p>
+      <w:pPr>
+        <w:spacing w:after="0" w:line="360" w:lineRule="auto"/>
+        <w:ind w:firstLine="709"/>
+        <w:jc w:val="center"/>
+        <w:rPr>
+          <w:rFonts w:ascii="Times New Roman" w:hAnsi="Times New Roman" w:cs="Times New Roman"/>
+          <w:sz w:val="28"/>
+          <w:szCs w:val="28"/>
+        </w:rPr>
+      </w:pPr>
+      <w:r>
+        <w:rPr>
+          <w:rFonts w:ascii="Times New Roman" w:hAnsi="Times New Roman" w:cs="Times New Roman"/>
+          <w:noProof/>
           <w:sz w:val="28"/>
           <w:szCs w:val="28"/>
         </w:rPr>
@@ -923,15 +962,14 @@
       </w:pPr>
       <w:r>
         <w:rPr>
-          <w:rFonts w:ascii="Times New Roman" w:hAnsi="Times New Roman" w:cs="Times New Roman"/>
-          <w:sz w:val="28"/>
-          <w:szCs w:val="28"/>
-        </w:rPr>
+          <w:noProof/>
+        </w:rPr>
+        <w:lastRenderedPageBreak/>
         <w:drawing>
-          <wp:inline distT="0" distB="0" distL="0" distR="0" wp14:anchorId="3DA25ABA" wp14:editId="23DB9BEF">
-            <wp:extent cx="5940425" cy="3837940"/>
-            <wp:effectExtent l="19050" t="19050" r="22225" b="10160"/>
-            <wp:docPr id="190726667" name="Рисунок 1"/>
+          <wp:inline distT="0" distB="0" distL="0" distR="0" wp14:anchorId="5F5010E8" wp14:editId="224253BF">
+            <wp:extent cx="5940425" cy="4838700"/>
+            <wp:effectExtent l="19050" t="19050" r="22225" b="19050"/>
+            <wp:docPr id="2126859378" name="Рисунок 1"/>
             <wp:cNvGraphicFramePr>
               <a:graphicFrameLocks xmlns:a="http://schemas.openxmlformats.org/drawingml/2006/main" noChangeAspect="1"/>
             </wp:cNvGraphicFramePr>
@@ -939,23 +977,33 @@
               <a:graphicData uri="http://schemas.openxmlformats.org/drawingml/2006/picture">
                 <pic:pic xmlns:pic="http://schemas.openxmlformats.org/drawingml/2006/picture">
                   <pic:nvPicPr>
-                    <pic:cNvPr id="190726667" name=""/>
-                    <pic:cNvPicPr/>
+                    <pic:cNvPr id="0" name="Picture 1"/>
+                    <pic:cNvPicPr>
+                      <a:picLocks noChangeAspect="1" noChangeArrowheads="1"/>
+                    </pic:cNvPicPr>
                   </pic:nvPicPr>
                   <pic:blipFill>
-                    <a:blip r:embed="rId10"/>
+                    <a:blip r:embed="rId10">
+                      <a:extLst>
+                        <a:ext uri="{28A0092B-C50C-407E-A947-70E740481C1C}">
+                          <a14:useLocalDpi xmlns:a14="http://schemas.microsoft.com/office/drawing/2010/main" val="0"/>
+                        </a:ext>
+                      </a:extLst>
+                    </a:blip>
+                    <a:srcRect/>
                     <a:stretch>
                       <a:fillRect/>
                     </a:stretch>
                   </pic:blipFill>
-                  <pic:spPr>
+                  <pic:spPr bwMode="auto">
                     <a:xfrm>
                       <a:off x="0" y="0"/>
-                      <a:ext cx="5940425" cy="3837940"/>
+                      <a:ext cx="5940425" cy="4838700"/>
                     </a:xfrm>
                     <a:prstGeom prst="rect">
                       <a:avLst/>
                     </a:prstGeom>
+                    <a:noFill/>
                     <a:ln>
                       <a:solidFill>
                         <a:schemeClr val="tx1"/>
@@ -986,8 +1034,631 @@
           <w:sz w:val="28"/>
           <w:szCs w:val="28"/>
         </w:rPr>
-        <w:t>Рис. 7 – Ручное заполнение данных</w:t>
-      </w:r>
+        <w:t>Рис 7.1 – Таблица «Авторы»</w:t>
+      </w:r>
+    </w:p>
+    <w:p>
+      <w:pPr>
+        <w:spacing w:after="0" w:line="360" w:lineRule="auto"/>
+        <w:ind w:firstLine="709"/>
+        <w:jc w:val="center"/>
+        <w:rPr>
+          <w:rFonts w:ascii="Times New Roman" w:hAnsi="Times New Roman" w:cs="Times New Roman"/>
+          <w:sz w:val="28"/>
+          <w:szCs w:val="28"/>
+        </w:rPr>
+      </w:pPr>
+    </w:p>
+    <w:p>
+      <w:pPr>
+        <w:spacing w:after="0" w:line="360" w:lineRule="auto"/>
+        <w:ind w:firstLine="709"/>
+        <w:jc w:val="center"/>
+        <w:rPr>
+          <w:rFonts w:ascii="Times New Roman" w:hAnsi="Times New Roman" w:cs="Times New Roman"/>
+          <w:sz w:val="28"/>
+          <w:szCs w:val="28"/>
+        </w:rPr>
+      </w:pPr>
+      <w:r>
+        <w:rPr>
+          <w:noProof/>
+        </w:rPr>
+        <w:lastRenderedPageBreak/>
+        <w:drawing>
+          <wp:inline distT="0" distB="0" distL="0" distR="0" wp14:anchorId="46BFC7C0" wp14:editId="44A5A348">
+            <wp:extent cx="5940425" cy="4307840"/>
+            <wp:effectExtent l="19050" t="19050" r="22225" b="16510"/>
+            <wp:docPr id="502227260" name="Рисунок 2"/>
+            <wp:cNvGraphicFramePr>
+              <a:graphicFrameLocks xmlns:a="http://schemas.openxmlformats.org/drawingml/2006/main" noChangeAspect="1"/>
+            </wp:cNvGraphicFramePr>
+            <a:graphic xmlns:a="http://schemas.openxmlformats.org/drawingml/2006/main">
+              <a:graphicData uri="http://schemas.openxmlformats.org/drawingml/2006/picture">
+                <pic:pic xmlns:pic="http://schemas.openxmlformats.org/drawingml/2006/picture">
+                  <pic:nvPicPr>
+                    <pic:cNvPr id="0" name="Picture 3"/>
+                    <pic:cNvPicPr>
+                      <a:picLocks noChangeAspect="1" noChangeArrowheads="1"/>
+                    </pic:cNvPicPr>
+                  </pic:nvPicPr>
+                  <pic:blipFill>
+                    <a:blip r:embed="rId11">
+                      <a:extLst>
+                        <a:ext uri="{28A0092B-C50C-407E-A947-70E740481C1C}">
+                          <a14:useLocalDpi xmlns:a14="http://schemas.microsoft.com/office/drawing/2010/main" val="0"/>
+                        </a:ext>
+                      </a:extLst>
+                    </a:blip>
+                    <a:srcRect/>
+                    <a:stretch>
+                      <a:fillRect/>
+                    </a:stretch>
+                  </pic:blipFill>
+                  <pic:spPr bwMode="auto">
+                    <a:xfrm>
+                      <a:off x="0" y="0"/>
+                      <a:ext cx="5940425" cy="4307840"/>
+                    </a:xfrm>
+                    <a:prstGeom prst="rect">
+                      <a:avLst/>
+                    </a:prstGeom>
+                    <a:noFill/>
+                    <a:ln>
+                      <a:solidFill>
+                        <a:schemeClr val="tx1"/>
+                      </a:solidFill>
+                    </a:ln>
+                  </pic:spPr>
+                </pic:pic>
+              </a:graphicData>
+            </a:graphic>
+          </wp:inline>
+        </w:drawing>
+      </w:r>
+    </w:p>
+    <w:p>
+      <w:pPr>
+        <w:spacing w:after="0" w:line="360" w:lineRule="auto"/>
+        <w:ind w:firstLine="709"/>
+        <w:jc w:val="center"/>
+        <w:rPr>
+          <w:rFonts w:ascii="Times New Roman" w:hAnsi="Times New Roman" w:cs="Times New Roman"/>
+          <w:sz w:val="28"/>
+          <w:szCs w:val="28"/>
+        </w:rPr>
+      </w:pPr>
+      <w:r>
+        <w:rPr>
+          <w:rFonts w:ascii="Times New Roman" w:hAnsi="Times New Roman" w:cs="Times New Roman"/>
+          <w:sz w:val="28"/>
+          <w:szCs w:val="28"/>
+        </w:rPr>
+        <w:t>Рис. 7</w:t>
+      </w:r>
+      <w:r>
+        <w:rPr>
+          <w:rFonts w:ascii="Times New Roman" w:hAnsi="Times New Roman" w:cs="Times New Roman"/>
+          <w:sz w:val="28"/>
+          <w:szCs w:val="28"/>
+        </w:rPr>
+        <w:t>.2</w:t>
+      </w:r>
+      <w:r>
+        <w:rPr>
+          <w:rFonts w:ascii="Times New Roman" w:hAnsi="Times New Roman" w:cs="Times New Roman"/>
+          <w:sz w:val="28"/>
+          <w:szCs w:val="28"/>
+        </w:rPr>
+        <w:t xml:space="preserve"> –</w:t>
+      </w:r>
+      <w:r>
+        <w:rPr>
+          <w:rFonts w:ascii="Times New Roman" w:hAnsi="Times New Roman" w:cs="Times New Roman"/>
+          <w:sz w:val="28"/>
+          <w:szCs w:val="28"/>
+        </w:rPr>
+        <w:t xml:space="preserve"> Таблица «Заказчики»</w:t>
+      </w:r>
+    </w:p>
+    <w:p>
+      <w:pPr>
+        <w:spacing w:after="0" w:line="360" w:lineRule="auto"/>
+        <w:ind w:firstLine="709"/>
+        <w:jc w:val="center"/>
+        <w:rPr>
+          <w:rFonts w:ascii="Times New Roman" w:hAnsi="Times New Roman" w:cs="Times New Roman"/>
+          <w:sz w:val="28"/>
+          <w:szCs w:val="28"/>
+        </w:rPr>
+      </w:pPr>
+    </w:p>
+    <w:p>
+      <w:pPr>
+        <w:spacing w:after="0" w:line="360" w:lineRule="auto"/>
+        <w:ind w:firstLine="709"/>
+        <w:jc w:val="center"/>
+        <w:rPr>
+          <w:rFonts w:ascii="Times New Roman" w:hAnsi="Times New Roman" w:cs="Times New Roman"/>
+          <w:sz w:val="28"/>
+          <w:szCs w:val="28"/>
+        </w:rPr>
+      </w:pPr>
+      <w:r>
+        <w:rPr>
+          <w:noProof/>
+        </w:rPr>
+        <w:lastRenderedPageBreak/>
+        <w:drawing>
+          <wp:inline distT="0" distB="0" distL="0" distR="0" wp14:anchorId="4D29D38D" wp14:editId="34D7D90C">
+            <wp:extent cx="5940425" cy="4578350"/>
+            <wp:effectExtent l="19050" t="19050" r="22225" b="12700"/>
+            <wp:docPr id="1299528301" name="Рисунок 3"/>
+            <wp:cNvGraphicFramePr>
+              <a:graphicFrameLocks xmlns:a="http://schemas.openxmlformats.org/drawingml/2006/main" noChangeAspect="1"/>
+            </wp:cNvGraphicFramePr>
+            <a:graphic xmlns:a="http://schemas.openxmlformats.org/drawingml/2006/main">
+              <a:graphicData uri="http://schemas.openxmlformats.org/drawingml/2006/picture">
+                <pic:pic xmlns:pic="http://schemas.openxmlformats.org/drawingml/2006/picture">
+                  <pic:nvPicPr>
+                    <pic:cNvPr id="0" name="Picture 5"/>
+                    <pic:cNvPicPr>
+                      <a:picLocks noChangeAspect="1" noChangeArrowheads="1"/>
+                    </pic:cNvPicPr>
+                  </pic:nvPicPr>
+                  <pic:blipFill>
+                    <a:blip r:embed="rId12">
+                      <a:extLst>
+                        <a:ext uri="{28A0092B-C50C-407E-A947-70E740481C1C}">
+                          <a14:useLocalDpi xmlns:a14="http://schemas.microsoft.com/office/drawing/2010/main" val="0"/>
+                        </a:ext>
+                      </a:extLst>
+                    </a:blip>
+                    <a:srcRect/>
+                    <a:stretch>
+                      <a:fillRect/>
+                    </a:stretch>
+                  </pic:blipFill>
+                  <pic:spPr bwMode="auto">
+                    <a:xfrm>
+                      <a:off x="0" y="0"/>
+                      <a:ext cx="5940425" cy="4578350"/>
+                    </a:xfrm>
+                    <a:prstGeom prst="rect">
+                      <a:avLst/>
+                    </a:prstGeom>
+                    <a:noFill/>
+                    <a:ln>
+                      <a:solidFill>
+                        <a:schemeClr val="tx1"/>
+                      </a:solidFill>
+                    </a:ln>
+                  </pic:spPr>
+                </pic:pic>
+              </a:graphicData>
+            </a:graphic>
+          </wp:inline>
+        </w:drawing>
+      </w:r>
+    </w:p>
+    <w:p>
+      <w:pPr>
+        <w:spacing w:after="0" w:line="360" w:lineRule="auto"/>
+        <w:ind w:firstLine="709"/>
+        <w:jc w:val="center"/>
+        <w:rPr>
+          <w:rFonts w:ascii="Times New Roman" w:hAnsi="Times New Roman" w:cs="Times New Roman"/>
+          <w:sz w:val="28"/>
+          <w:szCs w:val="28"/>
+        </w:rPr>
+      </w:pPr>
+      <w:r>
+        <w:rPr>
+          <w:rFonts w:ascii="Times New Roman" w:hAnsi="Times New Roman" w:cs="Times New Roman"/>
+          <w:sz w:val="28"/>
+          <w:szCs w:val="28"/>
+        </w:rPr>
+        <w:t>Рис. 7.3 – Таблица «Отделения»</w:t>
+      </w:r>
+    </w:p>
+    <w:p>
+      <w:pPr>
+        <w:spacing w:after="0" w:line="360" w:lineRule="auto"/>
+        <w:ind w:firstLine="709"/>
+        <w:jc w:val="center"/>
+        <w:rPr>
+          <w:rFonts w:ascii="Times New Roman" w:hAnsi="Times New Roman" w:cs="Times New Roman"/>
+          <w:sz w:val="28"/>
+          <w:szCs w:val="28"/>
+        </w:rPr>
+      </w:pPr>
+    </w:p>
+    <w:p>
+      <w:pPr>
+        <w:spacing w:after="0" w:line="360" w:lineRule="auto"/>
+        <w:ind w:firstLine="709"/>
+        <w:jc w:val="center"/>
+        <w:rPr>
+          <w:rFonts w:ascii="Times New Roman" w:hAnsi="Times New Roman" w:cs="Times New Roman"/>
+          <w:sz w:val="28"/>
+          <w:szCs w:val="28"/>
+        </w:rPr>
+      </w:pPr>
+      <w:r>
+        <w:rPr>
+          <w:noProof/>
+        </w:rPr>
+        <w:drawing>
+          <wp:inline distT="0" distB="0" distL="0" distR="0" wp14:anchorId="368F6955" wp14:editId="0C4792DF">
+            <wp:extent cx="5940425" cy="3390900"/>
+            <wp:effectExtent l="19050" t="19050" r="22225" b="19050"/>
+            <wp:docPr id="1861226911" name="Рисунок 4"/>
+            <wp:cNvGraphicFramePr>
+              <a:graphicFrameLocks xmlns:a="http://schemas.openxmlformats.org/drawingml/2006/main" noChangeAspect="1"/>
+            </wp:cNvGraphicFramePr>
+            <a:graphic xmlns:a="http://schemas.openxmlformats.org/drawingml/2006/main">
+              <a:graphicData uri="http://schemas.openxmlformats.org/drawingml/2006/picture">
+                <pic:pic xmlns:pic="http://schemas.openxmlformats.org/drawingml/2006/picture">
+                  <pic:nvPicPr>
+                    <pic:cNvPr id="0" name="Picture 7"/>
+                    <pic:cNvPicPr>
+                      <a:picLocks noChangeAspect="1" noChangeArrowheads="1"/>
+                    </pic:cNvPicPr>
+                  </pic:nvPicPr>
+                  <pic:blipFill>
+                    <a:blip r:embed="rId13">
+                      <a:extLst>
+                        <a:ext uri="{28A0092B-C50C-407E-A947-70E740481C1C}">
+                          <a14:useLocalDpi xmlns:a14="http://schemas.microsoft.com/office/drawing/2010/main" val="0"/>
+                        </a:ext>
+                      </a:extLst>
+                    </a:blip>
+                    <a:srcRect/>
+                    <a:stretch>
+                      <a:fillRect/>
+                    </a:stretch>
+                  </pic:blipFill>
+                  <pic:spPr bwMode="auto">
+                    <a:xfrm>
+                      <a:off x="0" y="0"/>
+                      <a:ext cx="5940425" cy="3390900"/>
+                    </a:xfrm>
+                    <a:prstGeom prst="rect">
+                      <a:avLst/>
+                    </a:prstGeom>
+                    <a:noFill/>
+                    <a:ln>
+                      <a:solidFill>
+                        <a:schemeClr val="tx1"/>
+                      </a:solidFill>
+                    </a:ln>
+                  </pic:spPr>
+                </pic:pic>
+              </a:graphicData>
+            </a:graphic>
+          </wp:inline>
+        </w:drawing>
+      </w:r>
+    </w:p>
+    <w:p>
+      <w:pPr>
+        <w:spacing w:after="0" w:line="360" w:lineRule="auto"/>
+        <w:ind w:firstLine="709"/>
+        <w:jc w:val="center"/>
+        <w:rPr>
+          <w:rFonts w:ascii="Times New Roman" w:hAnsi="Times New Roman" w:cs="Times New Roman"/>
+          <w:sz w:val="28"/>
+          <w:szCs w:val="28"/>
+        </w:rPr>
+      </w:pPr>
+      <w:r>
+        <w:rPr>
+          <w:rFonts w:ascii="Times New Roman" w:hAnsi="Times New Roman" w:cs="Times New Roman"/>
+          <w:sz w:val="28"/>
+          <w:szCs w:val="28"/>
+        </w:rPr>
+        <w:t>Рис. 7.4 – Таблица «Заказы»</w:t>
+      </w:r>
+    </w:p>
+    <w:p>
+      <w:pPr>
+        <w:spacing w:after="0" w:line="360" w:lineRule="auto"/>
+        <w:ind w:firstLine="709"/>
+        <w:jc w:val="center"/>
+        <w:rPr>
+          <w:rFonts w:ascii="Times New Roman" w:hAnsi="Times New Roman" w:cs="Times New Roman"/>
+          <w:sz w:val="28"/>
+          <w:szCs w:val="28"/>
+        </w:rPr>
+      </w:pPr>
+      <w:r>
+        <w:rPr>
+          <w:noProof/>
+        </w:rPr>
+        <w:lastRenderedPageBreak/>
+        <w:drawing>
+          <wp:inline distT="0" distB="0" distL="0" distR="0" wp14:anchorId="429803B4" wp14:editId="75823306">
+            <wp:extent cx="5940425" cy="4070350"/>
+            <wp:effectExtent l="19050" t="19050" r="22225" b="25400"/>
+            <wp:docPr id="1460599100" name="Рисунок 5"/>
+            <wp:cNvGraphicFramePr>
+              <a:graphicFrameLocks xmlns:a="http://schemas.openxmlformats.org/drawingml/2006/main" noChangeAspect="1"/>
+            </wp:cNvGraphicFramePr>
+            <a:graphic xmlns:a="http://schemas.openxmlformats.org/drawingml/2006/main">
+              <a:graphicData uri="http://schemas.openxmlformats.org/drawingml/2006/picture">
+                <pic:pic xmlns:pic="http://schemas.openxmlformats.org/drawingml/2006/picture">
+                  <pic:nvPicPr>
+                    <pic:cNvPr id="0" name="Picture 9"/>
+                    <pic:cNvPicPr>
+                      <a:picLocks noChangeAspect="1" noChangeArrowheads="1"/>
+                    </pic:cNvPicPr>
+                  </pic:nvPicPr>
+                  <pic:blipFill>
+                    <a:blip r:embed="rId14">
+                      <a:extLst>
+                        <a:ext uri="{28A0092B-C50C-407E-A947-70E740481C1C}">
+                          <a14:useLocalDpi xmlns:a14="http://schemas.microsoft.com/office/drawing/2010/main" val="0"/>
+                        </a:ext>
+                      </a:extLst>
+                    </a:blip>
+                    <a:srcRect/>
+                    <a:stretch>
+                      <a:fillRect/>
+                    </a:stretch>
+                  </pic:blipFill>
+                  <pic:spPr bwMode="auto">
+                    <a:xfrm>
+                      <a:off x="0" y="0"/>
+                      <a:ext cx="5940425" cy="4070350"/>
+                    </a:xfrm>
+                    <a:prstGeom prst="rect">
+                      <a:avLst/>
+                    </a:prstGeom>
+                    <a:noFill/>
+                    <a:ln>
+                      <a:solidFill>
+                        <a:schemeClr val="tx1"/>
+                      </a:solidFill>
+                    </a:ln>
+                  </pic:spPr>
+                </pic:pic>
+              </a:graphicData>
+            </a:graphic>
+          </wp:inline>
+        </w:drawing>
+      </w:r>
+    </w:p>
+    <w:p>
+      <w:pPr>
+        <w:spacing w:after="0" w:line="360" w:lineRule="auto"/>
+        <w:ind w:firstLine="709"/>
+        <w:jc w:val="center"/>
+        <w:rPr>
+          <w:rFonts w:ascii="Times New Roman" w:hAnsi="Times New Roman" w:cs="Times New Roman"/>
+          <w:sz w:val="28"/>
+          <w:szCs w:val="28"/>
+        </w:rPr>
+      </w:pPr>
+      <w:r>
+        <w:rPr>
+          <w:rFonts w:ascii="Times New Roman" w:hAnsi="Times New Roman" w:cs="Times New Roman"/>
+          <w:sz w:val="28"/>
+          <w:szCs w:val="28"/>
+        </w:rPr>
+        <w:t>Рис. 7.5 – Таблица «Публикации»</w:t>
+      </w:r>
+    </w:p>
+    <w:p>
+      <w:pPr>
+        <w:spacing w:after="0" w:line="360" w:lineRule="auto"/>
+        <w:ind w:firstLine="709"/>
+        <w:jc w:val="center"/>
+        <w:rPr>
+          <w:rFonts w:ascii="Times New Roman" w:hAnsi="Times New Roman" w:cs="Times New Roman"/>
+          <w:sz w:val="28"/>
+          <w:szCs w:val="28"/>
+        </w:rPr>
+      </w:pPr>
+    </w:p>
+    <w:p>
+      <w:pPr>
+        <w:spacing w:after="0" w:line="360" w:lineRule="auto"/>
+        <w:ind w:firstLine="709"/>
+        <w:jc w:val="center"/>
+        <w:rPr>
+          <w:rFonts w:ascii="Times New Roman" w:hAnsi="Times New Roman" w:cs="Times New Roman"/>
+          <w:sz w:val="28"/>
+          <w:szCs w:val="28"/>
+        </w:rPr>
+      </w:pPr>
+      <w:r>
+        <w:rPr>
+          <w:noProof/>
+        </w:rPr>
+        <w:lastRenderedPageBreak/>
+        <w:drawing>
+          <wp:inline distT="0" distB="0" distL="0" distR="0" wp14:anchorId="07C51DC5" wp14:editId="68D99B6C">
+            <wp:extent cx="5857875" cy="4752975"/>
+            <wp:effectExtent l="19050" t="19050" r="28575" b="28575"/>
+            <wp:docPr id="1969005884" name="Рисунок 6"/>
+            <wp:cNvGraphicFramePr>
+              <a:graphicFrameLocks xmlns:a="http://schemas.openxmlformats.org/drawingml/2006/main" noChangeAspect="1"/>
+            </wp:cNvGraphicFramePr>
+            <a:graphic xmlns:a="http://schemas.openxmlformats.org/drawingml/2006/main">
+              <a:graphicData uri="http://schemas.openxmlformats.org/drawingml/2006/picture">
+                <pic:pic xmlns:pic="http://schemas.openxmlformats.org/drawingml/2006/picture">
+                  <pic:nvPicPr>
+                    <pic:cNvPr id="0" name="Picture 11"/>
+                    <pic:cNvPicPr>
+                      <a:picLocks noChangeAspect="1" noChangeArrowheads="1"/>
+                    </pic:cNvPicPr>
+                  </pic:nvPicPr>
+                  <pic:blipFill>
+                    <a:blip r:embed="rId15">
+                      <a:extLst>
+                        <a:ext uri="{28A0092B-C50C-407E-A947-70E740481C1C}">
+                          <a14:useLocalDpi xmlns:a14="http://schemas.microsoft.com/office/drawing/2010/main" val="0"/>
+                        </a:ext>
+                      </a:extLst>
+                    </a:blip>
+                    <a:srcRect/>
+                    <a:stretch>
+                      <a:fillRect/>
+                    </a:stretch>
+                  </pic:blipFill>
+                  <pic:spPr bwMode="auto">
+                    <a:xfrm>
+                      <a:off x="0" y="0"/>
+                      <a:ext cx="5857875" cy="4752975"/>
+                    </a:xfrm>
+                    <a:prstGeom prst="rect">
+                      <a:avLst/>
+                    </a:prstGeom>
+                    <a:noFill/>
+                    <a:ln>
+                      <a:solidFill>
+                        <a:schemeClr val="tx1"/>
+                      </a:solidFill>
+                    </a:ln>
+                  </pic:spPr>
+                </pic:pic>
+              </a:graphicData>
+            </a:graphic>
+          </wp:inline>
+        </w:drawing>
+      </w:r>
+    </w:p>
+    <w:p>
+      <w:pPr>
+        <w:spacing w:after="0" w:line="360" w:lineRule="auto"/>
+        <w:ind w:firstLine="709"/>
+        <w:jc w:val="center"/>
+        <w:rPr>
+          <w:rFonts w:ascii="Times New Roman" w:hAnsi="Times New Roman" w:cs="Times New Roman"/>
+          <w:sz w:val="28"/>
+          <w:szCs w:val="28"/>
+        </w:rPr>
+      </w:pPr>
+      <w:r>
+        <w:rPr>
+          <w:rFonts w:ascii="Times New Roman" w:hAnsi="Times New Roman" w:cs="Times New Roman"/>
+          <w:sz w:val="28"/>
+          <w:szCs w:val="28"/>
+        </w:rPr>
+        <w:t>Рис. 7.6 – Таблица «Типы заказчиков»</w:t>
+      </w:r>
+    </w:p>
+    <w:p>
+      <w:pPr>
+        <w:spacing w:after="0" w:line="360" w:lineRule="auto"/>
+        <w:ind w:firstLine="709"/>
+        <w:jc w:val="center"/>
+        <w:rPr>
+          <w:rFonts w:ascii="Times New Roman" w:hAnsi="Times New Roman" w:cs="Times New Roman"/>
+          <w:sz w:val="28"/>
+          <w:szCs w:val="28"/>
+        </w:rPr>
+      </w:pPr>
+    </w:p>
+    <w:p>
+      <w:pPr>
+        <w:spacing w:after="0" w:line="360" w:lineRule="auto"/>
+        <w:ind w:firstLine="709"/>
+        <w:jc w:val="center"/>
+        <w:rPr>
+          <w:rFonts w:ascii="Times New Roman" w:hAnsi="Times New Roman" w:cs="Times New Roman"/>
+          <w:sz w:val="28"/>
+          <w:szCs w:val="28"/>
+        </w:rPr>
+      </w:pPr>
+      <w:r>
+        <w:rPr>
+          <w:noProof/>
+        </w:rPr>
+        <w:lastRenderedPageBreak/>
+        <w:drawing>
+          <wp:inline distT="0" distB="0" distL="0" distR="0" wp14:anchorId="28D10A1D" wp14:editId="55ACE395">
+            <wp:extent cx="5940425" cy="4773930"/>
+            <wp:effectExtent l="19050" t="19050" r="22225" b="26670"/>
+            <wp:docPr id="1248257082" name="Рисунок 7"/>
+            <wp:cNvGraphicFramePr>
+              <a:graphicFrameLocks xmlns:a="http://schemas.openxmlformats.org/drawingml/2006/main" noChangeAspect="1"/>
+            </wp:cNvGraphicFramePr>
+            <a:graphic xmlns:a="http://schemas.openxmlformats.org/drawingml/2006/main">
+              <a:graphicData uri="http://schemas.openxmlformats.org/drawingml/2006/picture">
+                <pic:pic xmlns:pic="http://schemas.openxmlformats.org/drawingml/2006/picture">
+                  <pic:nvPicPr>
+                    <pic:cNvPr id="0" name="Picture 13"/>
+                    <pic:cNvPicPr>
+                      <a:picLocks noChangeAspect="1" noChangeArrowheads="1"/>
+                    </pic:cNvPicPr>
+                  </pic:nvPicPr>
+                  <pic:blipFill>
+                    <a:blip r:embed="rId16">
+                      <a:extLst>
+                        <a:ext uri="{28A0092B-C50C-407E-A947-70E740481C1C}">
+                          <a14:useLocalDpi xmlns:a14="http://schemas.microsoft.com/office/drawing/2010/main" val="0"/>
+                        </a:ext>
+                      </a:extLst>
+                    </a:blip>
+                    <a:srcRect/>
+                    <a:stretch>
+                      <a:fillRect/>
+                    </a:stretch>
+                  </pic:blipFill>
+                  <pic:spPr bwMode="auto">
+                    <a:xfrm>
+                      <a:off x="0" y="0"/>
+                      <a:ext cx="5940425" cy="4773930"/>
+                    </a:xfrm>
+                    <a:prstGeom prst="rect">
+                      <a:avLst/>
+                    </a:prstGeom>
+                    <a:noFill/>
+                    <a:ln>
+                      <a:solidFill>
+                        <a:schemeClr val="tx1"/>
+                      </a:solidFill>
+                    </a:ln>
+                  </pic:spPr>
+                </pic:pic>
+              </a:graphicData>
+            </a:graphic>
+          </wp:inline>
+        </w:drawing>
+      </w:r>
+    </w:p>
+    <w:p>
+      <w:pPr>
+        <w:spacing w:after="0" w:line="360" w:lineRule="auto"/>
+        <w:ind w:firstLine="709"/>
+        <w:jc w:val="center"/>
+        <w:rPr>
+          <w:rFonts w:ascii="Times New Roman" w:hAnsi="Times New Roman" w:cs="Times New Roman"/>
+          <w:sz w:val="28"/>
+          <w:szCs w:val="28"/>
+        </w:rPr>
+      </w:pPr>
+      <w:r>
+        <w:rPr>
+          <w:rFonts w:ascii="Times New Roman" w:hAnsi="Times New Roman" w:cs="Times New Roman"/>
+          <w:sz w:val="28"/>
+          <w:szCs w:val="28"/>
+        </w:rPr>
+        <w:t>Рис. 7.7 – Таблица «Типы продукции»</w:t>
+      </w:r>
+    </w:p>
+    <w:p>
+      <w:pPr>
+        <w:spacing w:after="0" w:line="360" w:lineRule="auto"/>
+        <w:ind w:firstLine="709"/>
+        <w:jc w:val="center"/>
+        <w:rPr>
+          <w:rFonts w:ascii="Times New Roman" w:hAnsi="Times New Roman" w:cs="Times New Roman"/>
+          <w:sz w:val="28"/>
+          <w:szCs w:val="28"/>
+        </w:rPr>
+      </w:pPr>
     </w:p>
     <w:p>
       <w:pPr>
@@ -1061,6 +1732,7 @@
       <w:r>
         <w:rPr>
           <w:rFonts w:ascii="Times New Roman" w:hAnsi="Times New Roman" w:cs="Times New Roman"/>
+          <w:noProof/>
           <w:sz w:val="28"/>
           <w:szCs w:val="28"/>
         </w:rPr>
@@ -1080,7 +1752,7 @@
                     <pic:cNvPicPr/>
                   </pic:nvPicPr>
                   <pic:blipFill>
-                    <a:blip r:embed="rId11"/>
+                    <a:blip r:embed="rId17"/>
                     <a:stretch>
                       <a:fillRect/>
                     </a:stretch>
@@ -1230,6 +1902,7 @@
       <w:r>
         <w:rPr>
           <w:rFonts w:ascii="Times New Roman" w:hAnsi="Times New Roman" w:cs="Times New Roman"/>
+          <w:noProof/>
           <w:sz w:val="28"/>
           <w:szCs w:val="28"/>
         </w:rPr>
@@ -1249,7 +1922,7 @@
                     <pic:cNvPicPr/>
                   </pic:nvPicPr>
                   <pic:blipFill>
-                    <a:blip r:embed="rId12"/>
+                    <a:blip r:embed="rId18"/>
                     <a:stretch>
                       <a:fillRect/>
                     </a:stretch>
@@ -1321,6 +1994,7 @@
       <w:r>
         <w:rPr>
           <w:rFonts w:ascii="Times New Roman" w:hAnsi="Times New Roman" w:cs="Times New Roman"/>
+          <w:noProof/>
           <w:sz w:val="28"/>
           <w:szCs w:val="28"/>
         </w:rPr>
@@ -1341,7 +2015,7 @@
                     <pic:cNvPicPr/>
                   </pic:nvPicPr>
                   <pic:blipFill>
-                    <a:blip r:embed="rId13"/>
+                    <a:blip r:embed="rId19"/>
                     <a:stretch>
                       <a:fillRect/>
                     </a:stretch>
@@ -1413,6 +2087,7 @@
       <w:r>
         <w:rPr>
           <w:rFonts w:ascii="Times New Roman" w:hAnsi="Times New Roman" w:cs="Times New Roman"/>
+          <w:noProof/>
           <w:sz w:val="28"/>
           <w:szCs w:val="28"/>
         </w:rPr>
@@ -1433,7 +2108,7 @@
                     <pic:cNvPicPr/>
                   </pic:nvPicPr>
                   <pic:blipFill>
-                    <a:blip r:embed="rId14"/>
+                    <a:blip r:embed="rId20"/>
                     <a:stretch>
                       <a:fillRect/>
                     </a:stretch>
@@ -1505,6 +2180,7 @@
       <w:r>
         <w:rPr>
           <w:rFonts w:ascii="Times New Roman" w:hAnsi="Times New Roman" w:cs="Times New Roman"/>
+          <w:noProof/>
           <w:sz w:val="28"/>
           <w:szCs w:val="28"/>
         </w:rPr>
@@ -1525,7 +2201,7 @@
                     <pic:cNvPicPr/>
                   </pic:nvPicPr>
                   <pic:blipFill>
-                    <a:blip r:embed="rId15"/>
+                    <a:blip r:embed="rId21"/>
                     <a:stretch>
                       <a:fillRect/>
                     </a:stretch>
@@ -1597,6 +2273,7 @@
       <w:r>
         <w:rPr>
           <w:rFonts w:ascii="Times New Roman" w:hAnsi="Times New Roman" w:cs="Times New Roman"/>
+          <w:noProof/>
           <w:sz w:val="28"/>
           <w:szCs w:val="28"/>
         </w:rPr>
@@ -1617,7 +2294,7 @@
                     <pic:cNvPicPr/>
                   </pic:nvPicPr>
                   <pic:blipFill>
-                    <a:blip r:embed="rId16"/>
+                    <a:blip r:embed="rId22"/>
                     <a:stretch>
                       <a:fillRect/>
                     </a:stretch>
